--- a/CMA_B1_Ch14_AnswerKeys.docx
+++ b/CMA_B1_Ch14_AnswerKeys.docx
@@ -27,7 +27,7 @@
           <w:sz w:val="20"/>
           <w:szCs w:val="20"/>
         </w:rPr>
-        <w:t xml:space="preserve">Section 14.1 · Leases · 30 items · keep this sheet separate from the handout</w:t>
+        <w:t xml:space="preserve">What is a lease? · Leases · 30 items · keep this sheet separate from the handout</w:t>
       </w:r>
     </w:p>
     <w:tbl>
@@ -1796,7 +1796,7 @@
           <w:sz w:val="20"/>
           <w:szCs w:val="20"/>
         </w:rPr>
-        <w:t xml:space="preserve">Section 14.2 · Leases · 24 items · keep this sheet separate from the handout</w:t>
+        <w:t xml:space="preserve">Finance or operating? The five criteria · Leases · 24 items · keep this sheet separate from the handout</w:t>
       </w:r>
     </w:p>
     <w:tbl>
@@ -3223,7 +3223,7 @@
           <w:sz w:val="20"/>
           <w:szCs w:val="20"/>
         </w:rPr>
-        <w:t xml:space="preserve">Section 14.3 · Leases · 21 items · keep this sheet separate from the handout</w:t>
+        <w:t xml:space="preserve">Initial measurement · Leases · 21 items · keep this sheet separate from the handout</w:t>
       </w:r>
     </w:p>
     <w:tbl>
@@ -4640,7 +4640,7 @@
           <w:sz w:val="20"/>
           <w:szCs w:val="20"/>
         </w:rPr>
-        <w:t xml:space="preserve">Sections 14.4, 14.6 · Leases · 31 items · keep this sheet separate from the handout</w:t>
+        <w:t xml:space="preserve">Subsequent measurement: two expense patterns · and 1 more section · Leases · 31 items · keep this sheet separate from the handout</w:t>
       </w:r>
     </w:p>
     <w:tbl>
